--- a/Ciclo 01/MIP/Notas Unidad 1.docx
+++ b/Ciclo 01/MIP/Notas Unidad 1.docx
@@ -1,6 +1,6 @@
 
 <file path=word/document.xml><?xml version="1.0" encoding="utf-8"?>
-<w:document xmlns:wpc="http://schemas.microsoft.com/office/word/2010/wordprocessingCanvas" xmlns:cx="http://schemas.microsoft.com/office/drawing/2014/chartex" xmlns:cx1="http://schemas.microsoft.com/office/drawing/2015/9/8/chartex" xmlns:cx2="http://schemas.microsoft.com/office/drawing/2015/10/21/chartex" xmlns:cx3="http://schemas.microsoft.com/office/drawing/2016/5/9/chartex" xmlns:cx4="http://schemas.microsoft.com/office/drawing/2016/5/10/chartex" xmlns:cx5="http://schemas.microsoft.com/office/drawing/2016/5/11/chartex" xmlns:cx6="http://schemas.microsoft.com/office/drawing/2016/5/12/chartex" xmlns:cx7="http://schemas.microsoft.com/office/drawing/2016/5/13/chartex" xmlns:cx8="http://schemas.microsoft.com/office/drawing/2016/5/14/chartex" xmlns:mc="http://schemas.openxmlformats.org/markup-compatibility/2006" xmlns:aink="http://schemas.microsoft.com/office/drawing/2016/ink" xmlns:am3d="http://schemas.microsoft.com/office/drawing/2017/model3d" xmlns:o="urn:schemas-microsoft-com:office:office" xmlns:oel="http://schemas.microsoft.com/office/2019/extlst" xmlns:r="http://schemas.openxmlformats.org/officeDocument/2006/relationships" xmlns:m="http://schemas.openxmlformats.org/officeDocument/2006/math" xmlns:v="urn:schemas-microsoft-com:vml" xmlns:wp14="http://schemas.microsoft.com/office/word/2010/wordprocessingDrawing" xmlns:wp="http://schemas.openxmlformats.org/drawingml/2006/wordprocessingDrawing" xmlns:w10="urn:schemas-microsoft-com:office:word" xmlns:w="http://schemas.openxmlformats.org/wordprocessingml/2006/main" xmlns:w14="http://schemas.microsoft.com/office/word/2010/wordml" xmlns:w15="http://schemas.microsoft.com/office/word/2012/wordml" xmlns:w16cex="http://schemas.microsoft.com/office/word/2018/wordml/cex" xmlns:w16cid="http://schemas.microsoft.com/office/word/2016/wordml/cid" xmlns:w16="http://schemas.microsoft.com/office/word/2018/wordml" xmlns:w16du="http://schemas.microsoft.com/office/word/2023/wordml/word16du" xmlns:w16sdtdh="http://schemas.microsoft.com/office/word/2020/wordml/sdtdatahash" xmlns:w16sdtfl="http://schemas.microsoft.com/office/word/2024/wordml/sdtformatlock" xmlns:w16se="http://schemas.microsoft.com/office/word/2015/wordml/symex" xmlns:wpg="http://schemas.microsoft.com/office/word/2010/wordprocessingGroup" xmlns:wpi="http://schemas.microsoft.com/office/word/2010/wordprocessingInk" xmlns:wne="http://schemas.microsoft.com/office/word/2006/wordml" xmlns:wps="http://schemas.microsoft.com/office/word/2010/wordprocessingShape" mc:Ignorable="w14 w15 w16se w16cid w16 w16cex w16sdtdh w16sdtfl w16du wp14">
+<w:document xmlns:wpc="http://schemas.microsoft.com/office/word/2010/wordprocessingCanvas" xmlns:cx="http://schemas.microsoft.com/office/drawing/2014/chartex" xmlns:cx1="http://schemas.microsoft.com/office/drawing/2015/9/8/chartex" xmlns:cx2="http://schemas.microsoft.com/office/drawing/2015/10/21/chartex" xmlns:cx3="http://schemas.microsoft.com/office/drawing/2016/5/9/chartex" xmlns:cx4="http://schemas.microsoft.com/office/drawing/2016/5/10/chartex" xmlns:cx5="http://schemas.microsoft.com/office/drawing/2016/5/11/chartex" xmlns:cx6="http://schemas.microsoft.com/office/drawing/2016/5/12/chartex" xmlns:cx7="http://schemas.microsoft.com/office/drawing/2016/5/13/chartex" xmlns:cx8="http://schemas.microsoft.com/office/drawing/2016/5/14/chartex" xmlns:mc="http://schemas.openxmlformats.org/markup-compatibility/2006" xmlns:aink="http://schemas.microsoft.com/office/drawing/2016/ink" xmlns:am3d="http://schemas.microsoft.com/office/drawing/2017/model3d" xmlns:o="urn:schemas-microsoft-com:office:office" xmlns:r="http://schemas.openxmlformats.org/officeDocument/2006/relationships" xmlns:m="http://schemas.openxmlformats.org/officeDocument/2006/math" xmlns:v="urn:schemas-microsoft-com:vml" xmlns:wp14="http://schemas.microsoft.com/office/word/2010/wordprocessingDrawing" xmlns:wp="http://schemas.openxmlformats.org/drawingml/2006/wordprocessingDrawing" xmlns:w10="urn:schemas-microsoft-com:office:word" xmlns:w="http://schemas.openxmlformats.org/wordprocessingml/2006/main" xmlns:w14="http://schemas.microsoft.com/office/word/2010/wordml" xmlns:w15="http://schemas.microsoft.com/office/word/2012/wordml" xmlns:w16cex="http://schemas.microsoft.com/office/word/2018/wordml/cex" xmlns:w16cid="http://schemas.microsoft.com/office/word/2016/wordml/cid" xmlns:w16="http://schemas.microsoft.com/office/word/2018/wordml" xmlns:w16sdtdh="http://schemas.microsoft.com/office/word/2020/wordml/sdtdatahash" xmlns:w16se="http://schemas.microsoft.com/office/word/2015/wordml/symex" xmlns:wpg="http://schemas.microsoft.com/office/word/2010/wordprocessingGroup" xmlns:wpi="http://schemas.microsoft.com/office/word/2010/wordprocessingInk" xmlns:wne="http://schemas.microsoft.com/office/word/2006/wordml" xmlns:wps="http://schemas.microsoft.com/office/word/2010/wordprocessingShape" mc:Ignorable="w14 w15 w16se w16cid w16 w16cex w16sdtdh wp14">
   <w:body>
     <w:p>
       <w:pPr>
@@ -855,6 +855,7 @@
         <w:rPr>
           <w:b/>
           <w:bCs/>
+          <w:noProof/>
         </w:rPr>
         <w:drawing>
           <wp:inline distT="0" distB="0" distL="0" distR="0" wp14:anchorId="77397697" wp14:editId="43041665">
@@ -932,6 +933,7 @@
         <w:rPr>
           <w:b/>
           <w:bCs/>
+          <w:noProof/>
         </w:rPr>
         <w:drawing>
           <wp:inline distT="0" distB="0" distL="0" distR="0" wp14:anchorId="55F062BC" wp14:editId="37C15885">
@@ -977,6 +979,9 @@
     </w:p>
     <w:p>
       <w:r>
+        <w:rPr>
+          <w:noProof/>
+        </w:rPr>
         <w:drawing>
           <wp:inline distT="0" distB="0" distL="0" distR="0" wp14:anchorId="6AB6CDC8" wp14:editId="2034D6BC">
             <wp:extent cx="4777740" cy="2034783"/>
@@ -1069,6 +1074,9 @@
     </w:p>
     <w:p>
       <w:r>
+        <w:rPr>
+          <w:noProof/>
+        </w:rPr>
         <w:drawing>
           <wp:inline distT="0" distB="0" distL="0" distR="0" wp14:anchorId="2F27F66E" wp14:editId="22147F32">
             <wp:extent cx="3208020" cy="2077699"/>
@@ -1152,6 +1160,9 @@
     </w:p>
     <w:p>
       <w:r>
+        <w:rPr>
+          <w:noProof/>
+        </w:rPr>
         <w:drawing>
           <wp:inline distT="0" distB="0" distL="0" distR="0" wp14:anchorId="5F391366" wp14:editId="661ACCCA">
             <wp:extent cx="1882140" cy="1658478"/>
@@ -1189,6 +1200,132 @@
         </w:drawing>
       </w:r>
     </w:p>
+    <w:p>
+      <w:pPr>
+        <w:rPr>
+          <w:b/>
+          <w:bCs/>
+          <w:color w:val="FF0000"/>
+        </w:rPr>
+      </w:pPr>
+      <w:r>
+        <w:rPr>
+          <w:b/>
+          <w:bCs/>
+          <w:color w:val="FF0000"/>
+        </w:rPr>
+        <w:lastRenderedPageBreak/>
+        <w:t xml:space="preserve">OPERACIONES ARITMETICAS </w:t>
+      </w:r>
+      <w:r>
+        <w:rPr>
+          <w:b/>
+          <w:bCs/>
+          <w:color w:val="FF0000"/>
+        </w:rPr>
+        <w:t xml:space="preserve">BASICAS </w:t>
+      </w:r>
+      <w:r>
+        <w:rPr>
+          <w:b/>
+          <w:bCs/>
+          <w:color w:val="FF0000"/>
+        </w:rPr>
+        <w:t>CON SISTEMAS DE NUMERACION</w:t>
+      </w:r>
+    </w:p>
+    <w:p>
+      <w:r>
+        <w:rPr>
+          <w:b/>
+          <w:bCs/>
+        </w:rPr>
+        <w:t>SUMA</w:t>
+      </w:r>
+      <w:r>
+        <w:t>: Es el conteo integrado de dos o más cantidades en el mismo sistema de numeración.</w:t>
+      </w:r>
+    </w:p>
+    <w:p>
+      <w:r>
+        <w:drawing>
+          <wp:inline distT="0" distB="0" distL="0" distR="0" wp14:anchorId="6516A7A2" wp14:editId="2BE86EAB">
+            <wp:extent cx="5612130" cy="2893060"/>
+            <wp:effectExtent l="0" t="0" r="7620" b="2540"/>
+            <wp:docPr id="1" name="Imagen 1"/>
+            <wp:cNvGraphicFramePr>
+              <a:graphicFrameLocks xmlns:a="http://schemas.openxmlformats.org/drawingml/2006/main" noChangeAspect="1"/>
+            </wp:cNvGraphicFramePr>
+            <a:graphic xmlns:a="http://schemas.openxmlformats.org/drawingml/2006/main">
+              <a:graphicData uri="http://schemas.openxmlformats.org/drawingml/2006/picture">
+                <pic:pic xmlns:pic="http://schemas.openxmlformats.org/drawingml/2006/picture">
+                  <pic:nvPicPr>
+                    <pic:cNvPr id="1" name=""/>
+                    <pic:cNvPicPr/>
+                  </pic:nvPicPr>
+                  <pic:blipFill>
+                    <a:blip r:embed="rId10"/>
+                    <a:stretch>
+                      <a:fillRect/>
+                    </a:stretch>
+                  </pic:blipFill>
+                  <pic:spPr>
+                    <a:xfrm>
+                      <a:off x="0" y="0"/>
+                      <a:ext cx="5612130" cy="2893060"/>
+                    </a:xfrm>
+                    <a:prstGeom prst="rect">
+                      <a:avLst/>
+                    </a:prstGeom>
+                  </pic:spPr>
+                </pic:pic>
+              </a:graphicData>
+            </a:graphic>
+          </wp:inline>
+        </w:drawing>
+      </w:r>
+    </w:p>
+    <w:p>
+      <w:r>
+        <w:drawing>
+          <wp:inline distT="0" distB="0" distL="0" distR="0" wp14:anchorId="7F15E615" wp14:editId="250264E4">
+            <wp:extent cx="5612130" cy="2901315"/>
+            <wp:effectExtent l="0" t="0" r="7620" b="0"/>
+            <wp:docPr id="2" name="Imagen 2"/>
+            <wp:cNvGraphicFramePr>
+              <a:graphicFrameLocks xmlns:a="http://schemas.openxmlformats.org/drawingml/2006/main" noChangeAspect="1"/>
+            </wp:cNvGraphicFramePr>
+            <a:graphic xmlns:a="http://schemas.openxmlformats.org/drawingml/2006/main">
+              <a:graphicData uri="http://schemas.openxmlformats.org/drawingml/2006/picture">
+                <pic:pic xmlns:pic="http://schemas.openxmlformats.org/drawingml/2006/picture">
+                  <pic:nvPicPr>
+                    <pic:cNvPr id="1" name=""/>
+                    <pic:cNvPicPr/>
+                  </pic:nvPicPr>
+                  <pic:blipFill>
+                    <a:blip r:embed="rId11"/>
+                    <a:stretch>
+                      <a:fillRect/>
+                    </a:stretch>
+                  </pic:blipFill>
+                  <pic:spPr>
+                    <a:xfrm>
+                      <a:off x="0" y="0"/>
+                      <a:ext cx="5612130" cy="2901315"/>
+                    </a:xfrm>
+                    <a:prstGeom prst="rect">
+                      <a:avLst/>
+                    </a:prstGeom>
+                  </pic:spPr>
+                </pic:pic>
+              </a:graphicData>
+            </a:graphic>
+          </wp:inline>
+        </w:drawing>
+      </w:r>
+    </w:p>
+    <w:p/>
+    <w:p/>
     <w:sectPr>
       <w:pgSz w:w="12240" w:h="15840"/>
       <w:pgMar w:top="1417" w:right="1701" w:bottom="1417" w:left="1701" w:header="708" w:footer="708" w:gutter="0"/>
@@ -1200,7 +1337,7 @@
 </file>
 
 <file path=word/numbering.xml><?xml version="1.0" encoding="utf-8"?>
-<w:numbering xmlns:wpc="http://schemas.microsoft.com/office/word/2010/wordprocessingCanvas" xmlns:cx="http://schemas.microsoft.com/office/drawing/2014/chartex" xmlns:cx1="http://schemas.microsoft.com/office/drawing/2015/9/8/chartex" xmlns:cx2="http://schemas.microsoft.com/office/drawing/2015/10/21/chartex" xmlns:cx3="http://schemas.microsoft.com/office/drawing/2016/5/9/chartex" xmlns:cx4="http://schemas.microsoft.com/office/drawing/2016/5/10/chartex" xmlns:cx5="http://schemas.microsoft.com/office/drawing/2016/5/11/chartex" xmlns:cx6="http://schemas.microsoft.com/office/drawing/2016/5/12/chartex" xmlns:cx7="http://schemas.microsoft.com/office/drawing/2016/5/13/chartex" xmlns:cx8="http://schemas.microsoft.com/office/drawing/2016/5/14/chartex" xmlns:mc="http://schemas.openxmlformats.org/markup-compatibility/2006" xmlns:aink="http://schemas.microsoft.com/office/drawing/2016/ink" xmlns:am3d="http://schemas.microsoft.com/office/drawing/2017/model3d" xmlns:o="urn:schemas-microsoft-com:office:office" xmlns:oel="http://schemas.microsoft.com/office/2019/extlst" xmlns:r="http://schemas.openxmlformats.org/officeDocument/2006/relationships" xmlns:m="http://schemas.openxmlformats.org/officeDocument/2006/math" xmlns:v="urn:schemas-microsoft-com:vml" xmlns:wp14="http://schemas.microsoft.com/office/word/2010/wordprocessingDrawing" xmlns:wp="http://schemas.openxmlformats.org/drawingml/2006/wordprocessingDrawing" xmlns:w10="urn:schemas-microsoft-com:office:word" xmlns:w="http://schemas.openxmlformats.org/wordprocessingml/2006/main" xmlns:w14="http://schemas.microsoft.com/office/word/2010/wordml" xmlns:w15="http://schemas.microsoft.com/office/word/2012/wordml" xmlns:w16cex="http://schemas.microsoft.com/office/word/2018/wordml/cex" xmlns:w16cid="http://schemas.microsoft.com/office/word/2016/wordml/cid" xmlns:w16="http://schemas.microsoft.com/office/word/2018/wordml" xmlns:w16du="http://schemas.microsoft.com/office/word/2023/wordml/word16du" xmlns:w16sdtdh="http://schemas.microsoft.com/office/word/2020/wordml/sdtdatahash" xmlns:w16sdtfl="http://schemas.microsoft.com/office/word/2024/wordml/sdtformatlock" xmlns:w16se="http://schemas.microsoft.com/office/word/2015/wordml/symex" xmlns:wpg="http://schemas.microsoft.com/office/word/2010/wordprocessingGroup" xmlns:wpi="http://schemas.microsoft.com/office/word/2010/wordprocessingInk" xmlns:wne="http://schemas.microsoft.com/office/word/2006/wordml" xmlns:wps="http://schemas.microsoft.com/office/word/2010/wordprocessingShape" mc:Ignorable="w14 w15 w16se w16cid w16 w16cex w16sdtdh w16sdtfl w16du wp14">
+<w:numbering xmlns:wpc="http://schemas.microsoft.com/office/word/2010/wordprocessingCanvas" xmlns:cx="http://schemas.microsoft.com/office/drawing/2014/chartex" xmlns:cx1="http://schemas.microsoft.com/office/drawing/2015/9/8/chartex" xmlns:cx2="http://schemas.microsoft.com/office/drawing/2015/10/21/chartex" xmlns:cx3="http://schemas.microsoft.com/office/drawing/2016/5/9/chartex" xmlns:cx4="http://schemas.microsoft.com/office/drawing/2016/5/10/chartex" xmlns:cx5="http://schemas.microsoft.com/office/drawing/2016/5/11/chartex" xmlns:cx6="http://schemas.microsoft.com/office/drawing/2016/5/12/chartex" xmlns:cx7="http://schemas.microsoft.com/office/drawing/2016/5/13/chartex" xmlns:cx8="http://schemas.microsoft.com/office/drawing/2016/5/14/chartex" xmlns:mc="http://schemas.openxmlformats.org/markup-compatibility/2006" xmlns:aink="http://schemas.microsoft.com/office/drawing/2016/ink" xmlns:am3d="http://schemas.microsoft.com/office/drawing/2017/model3d" xmlns:o="urn:schemas-microsoft-com:office:office" xmlns:r="http://schemas.openxmlformats.org/officeDocument/2006/relationships" xmlns:m="http://schemas.openxmlformats.org/officeDocument/2006/math" xmlns:v="urn:schemas-microsoft-com:vml" xmlns:wp14="http://schemas.microsoft.com/office/word/2010/wordprocessingDrawing" xmlns:wp="http://schemas.openxmlformats.org/drawingml/2006/wordprocessingDrawing" xmlns:w10="urn:schemas-microsoft-com:office:word" xmlns:w="http://schemas.openxmlformats.org/wordprocessingml/2006/main" xmlns:w14="http://schemas.microsoft.com/office/word/2010/wordml" xmlns:w15="http://schemas.microsoft.com/office/word/2012/wordml" xmlns:w16cex="http://schemas.microsoft.com/office/word/2018/wordml/cex" xmlns:w16cid="http://schemas.microsoft.com/office/word/2016/wordml/cid" xmlns:w16="http://schemas.microsoft.com/office/word/2018/wordml" xmlns:w16sdtdh="http://schemas.microsoft.com/office/word/2020/wordml/sdtdatahash" xmlns:w16se="http://schemas.microsoft.com/office/word/2015/wordml/symex" xmlns:wpg="http://schemas.microsoft.com/office/word/2010/wordprocessingGroup" xmlns:wpi="http://schemas.microsoft.com/office/word/2010/wordprocessingInk" xmlns:wne="http://schemas.microsoft.com/office/word/2006/wordml" xmlns:wps="http://schemas.microsoft.com/office/word/2010/wordprocessingShape" mc:Ignorable="w14 w15 w16se w16cid w16 w16cex w16sdtdh wp14">
   <w:abstractNum w:abstractNumId="0" w15:restartNumberingAfterBreak="0">
     <w:nsid w:val="28F61F5A"/>
     <w:multiLevelType w:val="hybridMultilevel"/>
@@ -1516,20 +1653,20 @@
       </w:pPr>
     </w:lvl>
   </w:abstractNum>
-  <w:num w:numId="1" w16cid:durableId="2034987995">
+  <w:num w:numId="1">
     <w:abstractNumId w:val="0"/>
   </w:num>
-  <w:num w:numId="2" w16cid:durableId="430202511">
+  <w:num w:numId="2">
     <w:abstractNumId w:val="1"/>
   </w:num>
-  <w:num w:numId="3" w16cid:durableId="396980334">
+  <w:num w:numId="3">
     <w:abstractNumId w:val="2"/>
   </w:num>
 </w:numbering>
 </file>
 
 <file path=word/styles.xml><?xml version="1.0" encoding="utf-8"?>
-<w:styles xmlns:mc="http://schemas.openxmlformats.org/markup-compatibility/2006" xmlns:r="http://schemas.openxmlformats.org/officeDocument/2006/relationships" xmlns:w="http://schemas.openxmlformats.org/wordprocessingml/2006/main" xmlns:w14="http://schemas.microsoft.com/office/word/2010/wordml" xmlns:w15="http://schemas.microsoft.com/office/word/2012/wordml" xmlns:w16cex="http://schemas.microsoft.com/office/word/2018/wordml/cex" xmlns:w16cid="http://schemas.microsoft.com/office/word/2016/wordml/cid" xmlns:w16="http://schemas.microsoft.com/office/word/2018/wordml" xmlns:w16du="http://schemas.microsoft.com/office/word/2023/wordml/word16du" xmlns:w16sdtdh="http://schemas.microsoft.com/office/word/2020/wordml/sdtdatahash" xmlns:w16sdtfl="http://schemas.microsoft.com/office/word/2024/wordml/sdtformatlock" xmlns:w16se="http://schemas.microsoft.com/office/word/2015/wordml/symex" mc:Ignorable="w14 w15 w16se w16cid w16 w16cex w16sdtdh w16sdtfl w16du">
+<w:styles xmlns:mc="http://schemas.openxmlformats.org/markup-compatibility/2006" xmlns:r="http://schemas.openxmlformats.org/officeDocument/2006/relationships" xmlns:w="http://schemas.openxmlformats.org/wordprocessingml/2006/main" xmlns:w14="http://schemas.microsoft.com/office/word/2010/wordml" xmlns:w15="http://schemas.microsoft.com/office/word/2012/wordml" xmlns:w16cex="http://schemas.microsoft.com/office/word/2018/wordml/cex" xmlns:w16cid="http://schemas.microsoft.com/office/word/2016/wordml/cid" xmlns:w16="http://schemas.microsoft.com/office/word/2018/wordml" xmlns:w16sdtdh="http://schemas.microsoft.com/office/word/2020/wordml/sdtdatahash" xmlns:w16se="http://schemas.microsoft.com/office/word/2015/wordml/symex" mc:Ignorable="w14 w15 w16se w16cid w16 w16cex w16sdtdh">
   <w:docDefaults>
     <w:rPrDefault>
       <w:rPr>
@@ -2130,6 +2267,7 @@
   <w:style w:type="character" w:default="1" w:styleId="Fuentedeprrafopredeter">
     <w:name w:val="Default Paragraph Font"/>
     <w:uiPriority w:val="1"/>
+    <w:semiHidden/>
     <w:unhideWhenUsed/>
   </w:style>
   <w:style w:type="table" w:default="1" w:styleId="Tablanormal">
